--- a/LAB_AT_OOSD/LAB07/word/PhamMinhGiang-12DHCNPM1-LAB07.docx
+++ b/LAB_AT_OOSD/LAB07/word/PhamMinhGiang-12DHCNPM1-LAB07.docx
@@ -57,11 +57,15 @@
     <w:p>
       <w:pPr>
         <w:jc w:val="center"/>
+        <w:rPr>
+          <w:lang w:val="vi-VN"/>
+        </w:rPr>
       </w:pPr>
       <w:r>
         <w:rPr>
           <w:b/>
           <w:sz w:val="34"/>
+          <w:lang w:val="vi-VN"/>
         </w:rPr>
         <w:t>BÀI 7</w:t>
       </w:r>
@@ -69,16 +73,26 @@
     <w:p>
       <w:pPr>
         <w:jc w:val="center"/>
+        <w:rPr>
+          <w:lang w:val="vi-VN"/>
+        </w:rPr>
       </w:pPr>
       <w:r>
         <w:rPr>
           <w:b/>
           <w:sz w:val="34"/>
+          <w:lang w:val="vi-VN"/>
         </w:rPr>
         <w:t>QUẢN LÝ NHÂN SỰ CÔNG TY SƠN ĐÔNG Á</w:t>
       </w:r>
     </w:p>
-    <w:p/>
+    <w:p>
+      <w:pPr>
+        <w:rPr>
+          <w:lang w:val="vi-VN"/>
+        </w:rPr>
+      </w:pPr>
+    </w:p>
     <w:p>
       <w:pPr>
         <w:jc w:val="center"/>
@@ -11523,15 +11537,7 @@
       </w:r>
       <w:proofErr w:type="spellEnd"/>
       <w:r>
-        <w:t xml:space="preserve"> 1 </w:t>
-      </w:r>
-      <w:proofErr w:type="spellStart"/>
-      <w:r>
-        <w:t>Xác</w:t>
-      </w:r>
-      <w:proofErr w:type="spellEnd"/>
-      <w:r>
-        <w:t xml:space="preserve"> </w:t>
+        <w:t xml:space="preserve"> 1 Xác </w:t>
       </w:r>
       <w:proofErr w:type="spellStart"/>
       <w:r>
@@ -12406,23 +12412,7 @@
                 <w:sz w:val="28"/>
                 <w:szCs w:val="44"/>
               </w:rPr>
-              <w:t xml:space="preserve">, </w:t>
-            </w:r>
-            <w:proofErr w:type="spellStart"/>
-            <w:r>
-              <w:rPr>
-                <w:sz w:val="28"/>
-                <w:szCs w:val="44"/>
-              </w:rPr>
-              <w:t>DenNgayThuViec</w:t>
-            </w:r>
-            <w:proofErr w:type="spellEnd"/>
-            <w:r>
-              <w:rPr>
-                <w:sz w:val="28"/>
-                <w:szCs w:val="44"/>
-              </w:rPr>
-              <w:t xml:space="preserve">, </w:t>
+              <w:t xml:space="preserve">, DenNgayThuViec, </w:t>
             </w:r>
             <w:proofErr w:type="spellStart"/>
             <w:r>
@@ -14944,16 +14934,28 @@
       <w:pPr>
         <w:keepNext/>
         <w:jc w:val="center"/>
+        <w:rPr>
+          <w:noProof/>
+        </w:rPr>
+      </w:pPr>
+    </w:p>
+    <w:p>
+      <w:pPr>
+        <w:keepNext/>
+        <w:jc w:val="center"/>
+        <w:rPr>
+          <w:noProof/>
+        </w:rPr>
       </w:pPr>
       <w:r>
         <w:rPr>
           <w:noProof/>
         </w:rPr>
         <w:drawing>
-          <wp:inline distT="0" distB="0" distL="0" distR="0" wp14:anchorId="475FB6D2" wp14:editId="3DF576CC">
-            <wp:extent cx="5989320" cy="3818192"/>
+          <wp:inline distT="0" distB="0" distL="0" distR="0" wp14:anchorId="7774EBD3" wp14:editId="444BF585">
+            <wp:extent cx="5928360" cy="4464719"/>
             <wp:effectExtent l="0" t="0" r="0" b="0"/>
-            <wp:docPr id="1" name="Picture 1"/>
+            <wp:docPr id="709674849" name="Picture 6"/>
             <wp:cNvGraphicFramePr>
               <a:graphicFrameLocks xmlns:a="http://schemas.openxmlformats.org/drawingml/2006/main" noChangeAspect="1"/>
             </wp:cNvGraphicFramePr>
@@ -14961,23 +14963,36 @@
               <a:graphicData uri="http://schemas.openxmlformats.org/drawingml/2006/picture">
                 <pic:pic xmlns:pic="http://schemas.openxmlformats.org/drawingml/2006/picture">
                   <pic:nvPicPr>
-                    <pic:cNvPr id="0" name="01-class-analysis.png"/>
-                    <pic:cNvPicPr/>
+                    <pic:cNvPr id="0" name="Picture 20"/>
+                    <pic:cNvPicPr>
+                      <a:picLocks noChangeAspect="1" noChangeArrowheads="1"/>
+                    </pic:cNvPicPr>
                   </pic:nvPicPr>
                   <pic:blipFill>
-                    <a:blip r:embed="rId8"/>
+                    <a:blip r:embed="rId8" cstate="print">
+                      <a:extLst>
+                        <a:ext uri="{28A0092B-C50C-407E-A947-70E740481C1C}">
+                          <a14:useLocalDpi xmlns:a14="http://schemas.microsoft.com/office/drawing/2010/main" val="0"/>
+                        </a:ext>
+                      </a:extLst>
+                    </a:blip>
+                    <a:srcRect/>
                     <a:stretch>
                       <a:fillRect/>
                     </a:stretch>
                   </pic:blipFill>
-                  <pic:spPr>
+                  <pic:spPr bwMode="auto">
                     <a:xfrm>
                       <a:off x="0" y="0"/>
-                      <a:ext cx="5989320" cy="3818192"/>
+                      <a:ext cx="5943282" cy="4475957"/>
                     </a:xfrm>
                     <a:prstGeom prst="rect">
                       <a:avLst/>
                     </a:prstGeom>
+                    <a:noFill/>
+                    <a:ln>
+                      <a:noFill/>
+                    </a:ln>
                   </pic:spPr>
                 </pic:pic>
               </a:graphicData>
@@ -14985,6 +15000,21 @@
           </wp:inline>
         </w:drawing>
       </w:r>
+    </w:p>
+    <w:p>
+      <w:pPr>
+        <w:keepNext/>
+        <w:jc w:val="center"/>
+        <w:rPr>
+          <w:noProof/>
+        </w:rPr>
+      </w:pPr>
+    </w:p>
+    <w:p>
+      <w:pPr>
+        <w:keepNext/>
+        <w:jc w:val="center"/>
+      </w:pPr>
     </w:p>
     <w:p>
       <w:pPr>
@@ -16528,6 +16558,7 @@
                 <w:sz w:val="28"/>
                 <w:szCs w:val="40"/>
               </w:rPr>
+              <w:lastRenderedPageBreak/>
               <w:t>PhieuPhuTroi</w:t>
             </w:r>
             <w:proofErr w:type="spellEnd"/>
@@ -16800,7 +16831,6 @@
                 <w:sz w:val="28"/>
                 <w:szCs w:val="40"/>
               </w:rPr>
-              <w:lastRenderedPageBreak/>
               <w:t>QuyetDinhKyLuat</w:t>
             </w:r>
             <w:proofErr w:type="spellEnd"/>
@@ -17067,14 +17097,11 @@
         <w:jc w:val="center"/>
       </w:pPr>
       <w:r>
-        <w:rPr>
-          <w:noProof/>
-        </w:rPr>
         <w:drawing>
-          <wp:inline distT="0" distB="0" distL="0" distR="0" wp14:anchorId="0CDB4827" wp14:editId="536BC40D">
-            <wp:extent cx="5989320" cy="3743325"/>
+          <wp:inline distT="0" distB="0" distL="0" distR="0" wp14:anchorId="5E639836" wp14:editId="7B714AB5">
+            <wp:extent cx="5856605" cy="4457700"/>
             <wp:effectExtent l="0" t="0" r="0" b="0"/>
-            <wp:docPr id="2" name="Picture 2"/>
+            <wp:docPr id="942109703" name="Picture 8"/>
             <wp:cNvGraphicFramePr>
               <a:graphicFrameLocks xmlns:a="http://schemas.openxmlformats.org/drawingml/2006/main" noChangeAspect="1"/>
             </wp:cNvGraphicFramePr>
@@ -17082,23 +17109,36 @@
               <a:graphicData uri="http://schemas.openxmlformats.org/drawingml/2006/picture">
                 <pic:pic xmlns:pic="http://schemas.openxmlformats.org/drawingml/2006/picture">
                   <pic:nvPicPr>
-                    <pic:cNvPr id="0" name="02-association.png"/>
-                    <pic:cNvPicPr/>
+                    <pic:cNvPr id="0" name="Picture 27"/>
+                    <pic:cNvPicPr>
+                      <a:picLocks noChangeAspect="1" noChangeArrowheads="1"/>
+                    </pic:cNvPicPr>
                   </pic:nvPicPr>
                   <pic:blipFill>
-                    <a:blip r:embed="rId9"/>
+                    <a:blip r:embed="rId9" cstate="print">
+                      <a:extLst>
+                        <a:ext uri="{28A0092B-C50C-407E-A947-70E740481C1C}">
+                          <a14:useLocalDpi xmlns:a14="http://schemas.microsoft.com/office/drawing/2010/main" val="0"/>
+                        </a:ext>
+                      </a:extLst>
+                    </a:blip>
+                    <a:srcRect/>
                     <a:stretch>
                       <a:fillRect/>
                     </a:stretch>
                   </pic:blipFill>
-                  <pic:spPr>
+                  <pic:spPr bwMode="auto">
                     <a:xfrm>
                       <a:off x="0" y="0"/>
-                      <a:ext cx="5989320" cy="3743325"/>
+                      <a:ext cx="5865011" cy="4464098"/>
                     </a:xfrm>
                     <a:prstGeom prst="rect">
                       <a:avLst/>
                     </a:prstGeom>
+                    <a:noFill/>
+                    <a:ln>
+                      <a:noFill/>
+                    </a:ln>
                   </pic:spPr>
                 </pic:pic>
               </a:graphicData>
@@ -17109,8 +17149,17 @@
     </w:p>
     <w:p>
       <w:pPr>
+        <w:keepNext/>
+        <w:jc w:val="center"/>
+      </w:pPr>
+    </w:p>
+    <w:p>
+      <w:pPr>
         <w:spacing w:after="160"/>
         <w:jc w:val="center"/>
+        <w:rPr>
+          <w:lang w:val="vi-VN"/>
+        </w:rPr>
       </w:pPr>
       <w:proofErr w:type="spellStart"/>
       <w:r>
@@ -17126,7 +17175,7 @@
           <w:b/>
           <w:sz w:val="20"/>
         </w:rPr>
-        <w:t xml:space="preserve"> 2 Association </w:t>
+        <w:t xml:space="preserve"> 2 </w:t>
       </w:r>
       <w:proofErr w:type="spellStart"/>
       <w:r>
@@ -17134,15 +17183,16 @@
           <w:b/>
           <w:sz w:val="20"/>
         </w:rPr>
-        <w:t>và</w:t>
+        <w:t>mối</w:t>
       </w:r>
       <w:proofErr w:type="spellEnd"/>
       <w:r>
         <w:rPr>
           <w:b/>
           <w:sz w:val="20"/>
+          <w:lang w:val="vi-VN"/>
         </w:rPr>
-        <w:t xml:space="preserve"> multiplicity</w:t>
+        <w:t xml:space="preserve"> liêm kết giũa các lớp</w:t>
       </w:r>
     </w:p>
     <w:p>
@@ -18547,15 +18597,12 @@
         <w:jc w:val="center"/>
       </w:pPr>
       <w:r>
-        <w:rPr>
-          <w:noProof/>
-        </w:rPr>
         <w:lastRenderedPageBreak/>
         <w:drawing>
-          <wp:inline distT="0" distB="0" distL="0" distR="0" wp14:anchorId="684D164A" wp14:editId="705D007A">
-            <wp:extent cx="5989320" cy="3743325"/>
-            <wp:effectExtent l="0" t="0" r="0" b="0"/>
-            <wp:docPr id="3" name="Picture 3"/>
+          <wp:inline distT="0" distB="0" distL="0" distR="0" wp14:anchorId="329BA735" wp14:editId="7F0EF245">
+            <wp:extent cx="5958840" cy="4319508"/>
+            <wp:effectExtent l="0" t="0" r="3810" b="5080"/>
+            <wp:docPr id="701626970" name="Picture 10"/>
             <wp:cNvGraphicFramePr>
               <a:graphicFrameLocks xmlns:a="http://schemas.openxmlformats.org/drawingml/2006/main" noChangeAspect="1"/>
             </wp:cNvGraphicFramePr>
@@ -18563,23 +18610,36 @@
               <a:graphicData uri="http://schemas.openxmlformats.org/drawingml/2006/picture">
                 <pic:pic xmlns:pic="http://schemas.openxmlformats.org/drawingml/2006/picture">
                   <pic:nvPicPr>
-                    <pic:cNvPr id="0" name="03-general-usecase.png"/>
-                    <pic:cNvPicPr/>
+                    <pic:cNvPr id="0" name="Picture 34"/>
+                    <pic:cNvPicPr>
+                      <a:picLocks noChangeAspect="1" noChangeArrowheads="1"/>
+                    </pic:cNvPicPr>
                   </pic:nvPicPr>
                   <pic:blipFill>
-                    <a:blip r:embed="rId10"/>
+                    <a:blip r:embed="rId10" cstate="print">
+                      <a:extLst>
+                        <a:ext uri="{28A0092B-C50C-407E-A947-70E740481C1C}">
+                          <a14:useLocalDpi xmlns:a14="http://schemas.microsoft.com/office/drawing/2010/main" val="0"/>
+                        </a:ext>
+                      </a:extLst>
+                    </a:blip>
+                    <a:srcRect/>
                     <a:stretch>
                       <a:fillRect/>
                     </a:stretch>
                   </pic:blipFill>
-                  <pic:spPr>
+                  <pic:spPr bwMode="auto">
                     <a:xfrm>
                       <a:off x="0" y="0"/>
-                      <a:ext cx="5989320" cy="3743325"/>
+                      <a:ext cx="5969813" cy="4327462"/>
                     </a:xfrm>
                     <a:prstGeom prst="rect">
                       <a:avLst/>
                     </a:prstGeom>
+                    <a:noFill/>
+                    <a:ln>
+                      <a:noFill/>
+                    </a:ln>
                   </pic:spPr>
                 </pic:pic>
               </a:graphicData>
@@ -18587,6 +18647,12 @@
           </wp:inline>
         </w:drawing>
       </w:r>
+    </w:p>
+    <w:p>
+      <w:pPr>
+        <w:keepNext/>
+        <w:jc w:val="center"/>
+      </w:pPr>
     </w:p>
     <w:p>
       <w:pPr>
@@ -20922,15 +20988,12 @@
         <w:jc w:val="center"/>
       </w:pPr>
       <w:r>
-        <w:rPr>
-          <w:noProof/>
-        </w:rPr>
         <w:lastRenderedPageBreak/>
         <w:drawing>
-          <wp:inline distT="0" distB="0" distL="0" distR="0" wp14:anchorId="3AE8423B" wp14:editId="7B419949">
-            <wp:extent cx="5989320" cy="3443859"/>
+          <wp:inline distT="0" distB="0" distL="0" distR="0" wp14:anchorId="35A0F6D1" wp14:editId="4328609B">
+            <wp:extent cx="5780405" cy="3967905"/>
             <wp:effectExtent l="0" t="0" r="0" b="0"/>
-            <wp:docPr id="4" name="Picture 4"/>
+            <wp:docPr id="994711201" name="Picture 12"/>
             <wp:cNvGraphicFramePr>
               <a:graphicFrameLocks xmlns:a="http://schemas.openxmlformats.org/drawingml/2006/main" noChangeAspect="1"/>
             </wp:cNvGraphicFramePr>
@@ -20938,23 +21001,36 @@
               <a:graphicData uri="http://schemas.openxmlformats.org/drawingml/2006/picture">
                 <pic:pic xmlns:pic="http://schemas.openxmlformats.org/drawingml/2006/picture">
                   <pic:nvPicPr>
-                    <pic:cNvPr id="0" name="04-probation-usecase.png"/>
-                    <pic:cNvPicPr/>
+                    <pic:cNvPr id="0" name="Picture 41"/>
+                    <pic:cNvPicPr>
+                      <a:picLocks noChangeAspect="1" noChangeArrowheads="1"/>
+                    </pic:cNvPicPr>
                   </pic:nvPicPr>
                   <pic:blipFill>
-                    <a:blip r:embed="rId11"/>
+                    <a:blip r:embed="rId11" cstate="print">
+                      <a:extLst>
+                        <a:ext uri="{28A0092B-C50C-407E-A947-70E740481C1C}">
+                          <a14:useLocalDpi xmlns:a14="http://schemas.microsoft.com/office/drawing/2010/main" val="0"/>
+                        </a:ext>
+                      </a:extLst>
+                    </a:blip>
+                    <a:srcRect/>
                     <a:stretch>
                       <a:fillRect/>
                     </a:stretch>
                   </pic:blipFill>
-                  <pic:spPr>
+                  <pic:spPr bwMode="auto">
                     <a:xfrm>
                       <a:off x="0" y="0"/>
-                      <a:ext cx="5989320" cy="3443859"/>
+                      <a:ext cx="5793857" cy="3977139"/>
                     </a:xfrm>
                     <a:prstGeom prst="rect">
                       <a:avLst/>
                     </a:prstGeom>
+                    <a:noFill/>
+                    <a:ln>
+                      <a:noFill/>
+                    </a:ln>
                   </pic:spPr>
                 </pic:pic>
               </a:graphicData>
@@ -20965,6 +21041,12 @@
     </w:p>
     <w:p>
       <w:pPr>
+        <w:keepNext/>
+        <w:jc w:val="center"/>
+      </w:pPr>
+    </w:p>
+    <w:p>
+      <w:pPr>
         <w:spacing w:after="160"/>
         <w:jc w:val="center"/>
       </w:pPr>
@@ -21468,14 +21550,12 @@
         <w:jc w:val="center"/>
       </w:pPr>
       <w:r>
-        <w:rPr>
-          <w:noProof/>
-        </w:rPr>
+        <w:lastRenderedPageBreak/>
         <w:drawing>
-          <wp:inline distT="0" distB="0" distL="0" distR="0" wp14:anchorId="1EA28D24" wp14:editId="5D0D6F39">
-            <wp:extent cx="5989320" cy="4192524"/>
-            <wp:effectExtent l="0" t="0" r="0" b="0"/>
-            <wp:docPr id="5" name="Picture 5"/>
+          <wp:inline distT="0" distB="0" distL="0" distR="0" wp14:anchorId="5B412907" wp14:editId="2DB63BFF">
+            <wp:extent cx="5853699" cy="5250180"/>
+            <wp:effectExtent l="0" t="0" r="0" b="7620"/>
+            <wp:docPr id="210129213" name="Picture 14"/>
             <wp:cNvGraphicFramePr>
               <a:graphicFrameLocks xmlns:a="http://schemas.openxmlformats.org/drawingml/2006/main" noChangeAspect="1"/>
             </wp:cNvGraphicFramePr>
@@ -21483,23 +21563,36 @@
               <a:graphicData uri="http://schemas.openxmlformats.org/drawingml/2006/picture">
                 <pic:pic xmlns:pic="http://schemas.openxmlformats.org/drawingml/2006/picture">
                   <pic:nvPicPr>
-                    <pic:cNvPr id="0" name="05-probation-activity.png"/>
-                    <pic:cNvPicPr/>
+                    <pic:cNvPr id="0" name="Picture 48"/>
+                    <pic:cNvPicPr>
+                      <a:picLocks noChangeAspect="1" noChangeArrowheads="1"/>
+                    </pic:cNvPicPr>
                   </pic:nvPicPr>
                   <pic:blipFill>
-                    <a:blip r:embed="rId12"/>
+                    <a:blip r:embed="rId12" cstate="print">
+                      <a:extLst>
+                        <a:ext uri="{28A0092B-C50C-407E-A947-70E740481C1C}">
+                          <a14:useLocalDpi xmlns:a14="http://schemas.microsoft.com/office/drawing/2010/main" val="0"/>
+                        </a:ext>
+                      </a:extLst>
+                    </a:blip>
+                    <a:srcRect/>
                     <a:stretch>
                       <a:fillRect/>
                     </a:stretch>
                   </pic:blipFill>
-                  <pic:spPr>
+                  <pic:spPr bwMode="auto">
                     <a:xfrm>
                       <a:off x="0" y="0"/>
-                      <a:ext cx="5989320" cy="4192524"/>
+                      <a:ext cx="5864408" cy="5259785"/>
                     </a:xfrm>
                     <a:prstGeom prst="rect">
                       <a:avLst/>
                     </a:prstGeom>
+                    <a:noFill/>
+                    <a:ln>
+                      <a:noFill/>
+                    </a:ln>
                   </pic:spPr>
                 </pic:pic>
               </a:graphicData>
@@ -21510,6 +21603,12 @@
     </w:p>
     <w:p>
       <w:pPr>
+        <w:keepNext/>
+        <w:jc w:val="center"/>
+      </w:pPr>
+    </w:p>
+    <w:p>
+      <w:pPr>
         <w:spacing w:after="160"/>
         <w:jc w:val="center"/>
       </w:pPr>
@@ -21626,7 +21725,6 @@
       </w:pPr>
       <w:proofErr w:type="spellStart"/>
       <w:r>
-        <w:lastRenderedPageBreak/>
         <w:t>Câu</w:t>
       </w:r>
       <w:proofErr w:type="spellEnd"/>
@@ -22918,14 +23016,12 @@
         <w:jc w:val="center"/>
       </w:pPr>
       <w:r>
-        <w:rPr>
-          <w:noProof/>
-        </w:rPr>
+        <w:lastRenderedPageBreak/>
         <w:drawing>
-          <wp:inline distT="0" distB="0" distL="0" distR="0" wp14:anchorId="6770D30B" wp14:editId="6E5D3811">
-            <wp:extent cx="5989320" cy="3743325"/>
+          <wp:inline distT="0" distB="0" distL="0" distR="0" wp14:anchorId="2846BE7C" wp14:editId="6E076B8F">
+            <wp:extent cx="6066155" cy="4732020"/>
             <wp:effectExtent l="0" t="0" r="0" b="0"/>
-            <wp:docPr id="6" name="Picture 6"/>
+            <wp:docPr id="1404890531" name="Picture 16"/>
             <wp:cNvGraphicFramePr>
               <a:graphicFrameLocks xmlns:a="http://schemas.openxmlformats.org/drawingml/2006/main" noChangeAspect="1"/>
             </wp:cNvGraphicFramePr>
@@ -22933,23 +23029,36 @@
               <a:graphicData uri="http://schemas.openxmlformats.org/drawingml/2006/picture">
                 <pic:pic xmlns:pic="http://schemas.openxmlformats.org/drawingml/2006/picture">
                   <pic:nvPicPr>
-                    <pic:cNvPr id="0" name="06-reward-sequence.png"/>
-                    <pic:cNvPicPr/>
+                    <pic:cNvPr id="0" name="Picture 55"/>
+                    <pic:cNvPicPr>
+                      <a:picLocks noChangeAspect="1" noChangeArrowheads="1"/>
+                    </pic:cNvPicPr>
                   </pic:nvPicPr>
                   <pic:blipFill>
-                    <a:blip r:embed="rId13"/>
+                    <a:blip r:embed="rId13" cstate="print">
+                      <a:extLst>
+                        <a:ext uri="{28A0092B-C50C-407E-A947-70E740481C1C}">
+                          <a14:useLocalDpi xmlns:a14="http://schemas.microsoft.com/office/drawing/2010/main" val="0"/>
+                        </a:ext>
+                      </a:extLst>
+                    </a:blip>
+                    <a:srcRect/>
                     <a:stretch>
                       <a:fillRect/>
                     </a:stretch>
                   </pic:blipFill>
-                  <pic:spPr>
+                  <pic:spPr bwMode="auto">
                     <a:xfrm>
                       <a:off x="0" y="0"/>
-                      <a:ext cx="5989320" cy="3743325"/>
+                      <a:ext cx="6068636" cy="4733955"/>
                     </a:xfrm>
                     <a:prstGeom prst="rect">
                       <a:avLst/>
                     </a:prstGeom>
+                    <a:noFill/>
+                    <a:ln>
+                      <a:noFill/>
+                    </a:ln>
                   </pic:spPr>
                 </pic:pic>
               </a:graphicData>
@@ -22960,6 +23069,12 @@
     </w:p>
     <w:p>
       <w:pPr>
+        <w:keepNext/>
+        <w:jc w:val="center"/>
+      </w:pPr>
+    </w:p>
+    <w:p>
+      <w:pPr>
         <w:spacing w:after="160"/>
         <w:jc w:val="center"/>
       </w:pPr>
@@ -23059,7 +23174,6 @@
         <w:keepNext/>
       </w:pPr>
       <w:r>
-        <w:lastRenderedPageBreak/>
         <w:t>C THIẾT KẾ VÀ HIỆN THỰC</w:t>
       </w:r>
     </w:p>
@@ -23094,14 +23208,11 @@
         <w:jc w:val="center"/>
       </w:pPr>
       <w:r>
-        <w:rPr>
-          <w:noProof/>
-        </w:rPr>
         <w:drawing>
-          <wp:inline distT="0" distB="0" distL="0" distR="0" wp14:anchorId="093CD3AC" wp14:editId="7D912BBF">
-            <wp:extent cx="5989320" cy="3818192"/>
-            <wp:effectExtent l="0" t="0" r="0" b="0"/>
-            <wp:docPr id="7" name="Picture 7"/>
+          <wp:inline distT="0" distB="0" distL="0" distR="0" wp14:anchorId="35B3B2BF" wp14:editId="5C749E84">
+            <wp:extent cx="5784215" cy="2560320"/>
+            <wp:effectExtent l="0" t="0" r="6985" b="0"/>
+            <wp:docPr id="1933290536" name="Picture 22"/>
             <wp:cNvGraphicFramePr>
               <a:graphicFrameLocks xmlns:a="http://schemas.openxmlformats.org/drawingml/2006/main" noChangeAspect="1"/>
             </wp:cNvGraphicFramePr>
@@ -23109,23 +23220,36 @@
               <a:graphicData uri="http://schemas.openxmlformats.org/drawingml/2006/picture">
                 <pic:pic xmlns:pic="http://schemas.openxmlformats.org/drawingml/2006/picture">
                   <pic:nvPicPr>
-                    <pic:cNvPr id="0" name="07-architecture.png"/>
-                    <pic:cNvPicPr/>
+                    <pic:cNvPr id="0" name="Picture 76"/>
+                    <pic:cNvPicPr>
+                      <a:picLocks noChangeAspect="1" noChangeArrowheads="1"/>
+                    </pic:cNvPicPr>
                   </pic:nvPicPr>
                   <pic:blipFill>
-                    <a:blip r:embed="rId14"/>
+                    <a:blip r:embed="rId14" cstate="print">
+                      <a:extLst>
+                        <a:ext uri="{28A0092B-C50C-407E-A947-70E740481C1C}">
+                          <a14:useLocalDpi xmlns:a14="http://schemas.microsoft.com/office/drawing/2010/main" val="0"/>
+                        </a:ext>
+                      </a:extLst>
+                    </a:blip>
+                    <a:srcRect/>
                     <a:stretch>
                       <a:fillRect/>
                     </a:stretch>
                   </pic:blipFill>
-                  <pic:spPr>
+                  <pic:spPr bwMode="auto">
                     <a:xfrm>
                       <a:off x="0" y="0"/>
-                      <a:ext cx="5989320" cy="3818192"/>
+                      <a:ext cx="5792888" cy="2564159"/>
                     </a:xfrm>
                     <a:prstGeom prst="rect">
                       <a:avLst/>
                     </a:prstGeom>
+                    <a:noFill/>
+                    <a:ln>
+                      <a:noFill/>
+                    </a:ln>
                   </pic:spPr>
                 </pic:pic>
               </a:graphicData>
@@ -23133,6 +23257,12 @@
           </wp:inline>
         </w:drawing>
       </w:r>
+    </w:p>
+    <w:p>
+      <w:pPr>
+        <w:keepNext/>
+        <w:jc w:val="center"/>
+      </w:pPr>
     </w:p>
     <w:p>
       <w:pPr>
@@ -23342,6 +23472,7 @@
                 <w:sz w:val="28"/>
                 <w:szCs w:val="40"/>
               </w:rPr>
+              <w:lastRenderedPageBreak/>
               <w:t>UI</w:t>
             </w:r>
           </w:p>
@@ -23443,12 +23574,21 @@
                 <w:szCs w:val="40"/>
               </w:rPr>
             </w:pPr>
-            <w:r>
-              <w:rPr>
-                <w:sz w:val="28"/>
-                <w:szCs w:val="40"/>
-              </w:rPr>
-              <w:t xml:space="preserve">Nhập </w:t>
+            <w:proofErr w:type="spellStart"/>
+            <w:r>
+              <w:rPr>
+                <w:sz w:val="28"/>
+                <w:szCs w:val="40"/>
+              </w:rPr>
+              <w:t>Nhập</w:t>
+            </w:r>
+            <w:proofErr w:type="spellEnd"/>
+            <w:r>
+              <w:rPr>
+                <w:sz w:val="28"/>
+                <w:szCs w:val="40"/>
+              </w:rPr>
+              <w:t xml:space="preserve"> </w:t>
             </w:r>
             <w:proofErr w:type="spellStart"/>
             <w:r>
@@ -24199,7 +24339,6 @@
         <w:keepNext/>
       </w:pPr>
       <w:r>
-        <w:lastRenderedPageBreak/>
         <w:t xml:space="preserve">2 </w:t>
       </w:r>
       <w:proofErr w:type="spellStart"/>
@@ -24254,14 +24393,11 @@
         <w:jc w:val="center"/>
       </w:pPr>
       <w:r>
-        <w:rPr>
-          <w:noProof/>
-        </w:rPr>
         <w:drawing>
-          <wp:inline distT="0" distB="0" distL="0" distR="0" wp14:anchorId="45483C6B" wp14:editId="7F429C6D">
-            <wp:extent cx="5989320" cy="3518726"/>
-            <wp:effectExtent l="0" t="0" r="0" b="0"/>
-            <wp:docPr id="8" name="Picture 8"/>
+          <wp:inline distT="0" distB="0" distL="0" distR="0" wp14:anchorId="03D52828" wp14:editId="0819AFA9">
+            <wp:extent cx="5945505" cy="3787140"/>
+            <wp:effectExtent l="0" t="0" r="0" b="3810"/>
+            <wp:docPr id="893819781" name="Picture 24"/>
             <wp:cNvGraphicFramePr>
               <a:graphicFrameLocks xmlns:a="http://schemas.openxmlformats.org/drawingml/2006/main" noChangeAspect="1"/>
             </wp:cNvGraphicFramePr>
@@ -24269,23 +24405,36 @@
               <a:graphicData uri="http://schemas.openxmlformats.org/drawingml/2006/picture">
                 <pic:pic xmlns:pic="http://schemas.openxmlformats.org/drawingml/2006/picture">
                   <pic:nvPicPr>
-                    <pic:cNvPr id="0" name="08-erd.png"/>
-                    <pic:cNvPicPr/>
+                    <pic:cNvPr id="0" name="Picture 83"/>
+                    <pic:cNvPicPr>
+                      <a:picLocks noChangeAspect="1" noChangeArrowheads="1"/>
+                    </pic:cNvPicPr>
                   </pic:nvPicPr>
                   <pic:blipFill>
-                    <a:blip r:embed="rId15"/>
+                    <a:blip r:embed="rId15" cstate="print">
+                      <a:extLst>
+                        <a:ext uri="{28A0092B-C50C-407E-A947-70E740481C1C}">
+                          <a14:useLocalDpi xmlns:a14="http://schemas.microsoft.com/office/drawing/2010/main" val="0"/>
+                        </a:ext>
+                      </a:extLst>
+                    </a:blip>
+                    <a:srcRect/>
                     <a:stretch>
                       <a:fillRect/>
                     </a:stretch>
                   </pic:blipFill>
-                  <pic:spPr>
+                  <pic:spPr bwMode="auto">
                     <a:xfrm>
                       <a:off x="0" y="0"/>
-                      <a:ext cx="5989320" cy="3518726"/>
+                      <a:ext cx="5946289" cy="3787639"/>
                     </a:xfrm>
                     <a:prstGeom prst="rect">
                       <a:avLst/>
                     </a:prstGeom>
+                    <a:noFill/>
+                    <a:ln>
+                      <a:noFill/>
+                    </a:ln>
                   </pic:spPr>
                 </pic:pic>
               </a:graphicData>
@@ -24293,6 +24442,15 @@
           </wp:inline>
         </w:drawing>
       </w:r>
+    </w:p>
+    <w:p>
+      <w:pPr>
+        <w:keepNext/>
+        <w:jc w:val="center"/>
+        <w:rPr>
+          <w:lang w:val="vi-VN"/>
+        </w:rPr>
+      </w:pPr>
     </w:p>
     <w:p>
       <w:pPr>
@@ -26259,7 +26417,6 @@
                 <w:sz w:val="28"/>
                 <w:szCs w:val="44"/>
               </w:rPr>
-              <w:lastRenderedPageBreak/>
               <w:t>Chấm</w:t>
             </w:r>
             <w:proofErr w:type="spellEnd"/>
@@ -26801,6 +26958,7 @@
         <w:rPr>
           <w:noProof/>
         </w:rPr>
+        <w:lastRenderedPageBreak/>
         <w:drawing>
           <wp:inline distT="0" distB="0" distL="0" distR="0" wp14:anchorId="4E44236C" wp14:editId="270FB908">
             <wp:extent cx="5989320" cy="3567593"/>
@@ -26907,7 +27065,6 @@
         <w:keepNext/>
       </w:pPr>
       <w:r>
-        <w:lastRenderedPageBreak/>
         <w:t xml:space="preserve">4 Công </w:t>
       </w:r>
       <w:proofErr w:type="spellStart"/>
@@ -29076,6 +29233,7 @@
               <w:rPr>
                 <w:szCs w:val="40"/>
               </w:rPr>
+              <w:lastRenderedPageBreak/>
               <w:t>TC04</w:t>
             </w:r>
           </w:p>
@@ -31014,7 +31172,6 @@
                 <w:sz w:val="32"/>
                 <w:szCs w:val="40"/>
               </w:rPr>
-              <w:lastRenderedPageBreak/>
               <w:t>Thưởng</w:t>
             </w:r>
             <w:proofErr w:type="spellEnd"/>
@@ -32442,6 +32599,7 @@
                 <w:sz w:val="28"/>
                 <w:szCs w:val="48"/>
               </w:rPr>
+              <w:lastRenderedPageBreak/>
               <w:t>REQ06 / BR06</w:t>
             </w:r>
           </w:p>
@@ -34474,7 +34632,6 @@
   <w:style w:type="character" w:default="1" w:styleId="DefaultParagraphFont">
     <w:name w:val="Default Paragraph Font"/>
     <w:uiPriority w:val="1"/>
-    <w:semiHidden/>
     <w:unhideWhenUsed/>
   </w:style>
   <w:style w:type="table" w:default="1" w:styleId="TableNormal">
